--- a/lesmateriaal/excel-basis/excel-stappenplan.docx
+++ b/lesmateriaal/excel-basis/excel-stappenplan.docx
@@ -40,7 +40,7 @@
     </w:p>
     <w:p>
       <w:r>
-        <w:t>Het magazijn heeft geteld. Jij zet er de waarde bij, zodat de boekhouding weet wat er in het rek staat.</w:t>
+        <w:t>Het magazijn heeft twaalf artikelen geteld. Jij zet er de waarde bij en maakt er een lijst van die de boekhouding meteen kan gebruiken.</w:t>
       </w:r>
     </w:p>
     <w:tbl>
@@ -88,7 +88,7 @@
               <w:spacing w:after="40"/>
             </w:pPr>
             <w:r>
-              <w:t>Fiche Getalnotatie: valuta en percentage</w:t>
+              <w:t>Fiche Getalnotatie: valuta, percentage en decimalen</w:t>
             </w:r>
           </w:p>
         </w:tc>
@@ -129,7 +129,7 @@
         <w:t>=C4*D4</w:t>
       </w:r>
       <w:r>
-        <w:t>. Dat is het aantal maal de eenheidsprijs. Druk op Enter. Er verschijnt 1131.</w:t>
+        <w:t>. Dat is het aantal maal de eenheidsprijs. Druk op Enter.</w:t>
       </w:r>
     </w:p>
     <w:p>
@@ -147,7 +147,7 @@
         <w:rPr>
           <w:b/>
         </w:rPr>
-        <w:t>Voer de formule door tot E11.</w:t>
+        <w:t>Voer de formule door tot E15.</w:t>
       </w:r>
     </w:p>
     <w:p>
@@ -156,17 +156,17 @@
         <w:ind w:left="510"/>
       </w:pPr>
       <w:r>
-        <w:t xml:space="preserve">Klik E4 opnieuw aan, pak het blokje rechtsonder (de vulgreep) en sleep tot E11. Controleer daarna E11: daar hoort </w:t>
+        <w:t xml:space="preserve">Klik E4 opnieuw aan, pak het blokje rechtsonder — de vulgreep — en sleep tot E15. Klik daarna E15 aan en kijk in de formulebalk: er hoort </w:t>
       </w:r>
       <w:r>
         <w:rPr>
           <w:rFonts w:ascii="Consolas" w:hAnsi="Consolas"/>
           <w:sz w:val="21"/>
         </w:rPr>
-        <w:t>=C11*D11</w:t>
+        <w:t>=C15*D15</w:t>
       </w:r>
       <w:r>
-        <w:t xml:space="preserve"> te staan.</w:t>
+        <w:t xml:space="preserve"> te staan. Staat er iets anders, dan is het doorvoeren misgelopen.</w:t>
       </w:r>
     </w:p>
     <w:p>
@@ -184,7 +184,7 @@
         <w:rPr>
           <w:b/>
         </w:rPr>
-        <w:t>Tel alle waarden op.</w:t>
+        <w:t>Tel de totale voorraadwaarde op.</w:t>
       </w:r>
     </w:p>
     <w:p>
@@ -193,17 +193,17 @@
         <w:ind w:left="510"/>
       </w:pPr>
       <w:r>
-        <w:t xml:space="preserve">Klik E13 aan en typ </w:t>
+        <w:t xml:space="preserve">Klik E17 aan en typ </w:t>
       </w:r>
       <w:r>
         <w:rPr>
           <w:rFonts w:ascii="Consolas" w:hAnsi="Consolas"/>
           <w:sz w:val="21"/>
         </w:rPr>
-        <w:t>=SOM(E4:E11)</w:t>
+        <w:t>=SOM(E4:E15)</w:t>
       </w:r>
       <w:r>
-        <w:t>. Resultaat: 10204,5.</w:t>
+        <w:t>. Let op dat je bereik bij rij 4 begint en bij rij 15 stopt: neem rij 17 niet mee, want dat is de cel waar je in staat.</w:t>
       </w:r>
     </w:p>
     <w:p>
@@ -221,7 +221,7 @@
         <w:rPr>
           <w:b/>
         </w:rPr>
-        <w:t>Geef de bedragen de notatie valuta.</w:t>
+        <w:t>Tel ook het totale aantal stuks.</w:t>
       </w:r>
     </w:p>
     <w:p>
@@ -230,7 +230,17 @@
         <w:ind w:left="510"/>
       </w:pPr>
       <w:r>
-        <w:t>Selecteer D4 tot en met D11 en ook E4 tot en met E13. Kies Start › Getal › Valuta. Je ziet nu € en twee decimalen.</w:t>
+        <w:t xml:space="preserve">Klik C17 aan en typ </w:t>
+      </w:r>
+      <w:r>
+        <w:rPr>
+          <w:rFonts w:ascii="Consolas" w:hAnsi="Consolas"/>
+          <w:sz w:val="21"/>
+        </w:rPr>
+        <w:t>=SOM(C4:C15)</w:t>
+      </w:r>
+      <w:r>
+        <w:t>. Zo zie je in één oogopslag hoeveel stuks er in het magazijn liggen, naast wat ze waard zijn.</w:t>
       </w:r>
     </w:p>
     <w:p>
@@ -248,6 +258,33 @@
         <w:rPr>
           <w:b/>
         </w:rPr>
+        <w:t>Geef de bedragen de notatie valuta.</w:t>
+      </w:r>
+    </w:p>
+    <w:p>
+      <w:pPr>
+        <w:spacing w:after="160"/>
+        <w:ind w:left="510"/>
+      </w:pPr>
+      <w:r>
+        <w:t>Selecteer D4 tot en met D15, hou Ctrl ingedrukt en selecteer er ook E4 tot en met E17 bij. Kies dan Start › Getal › Valuta. Zo doe je beide kolommen in één keer.</w:t>
+      </w:r>
+    </w:p>
+    <w:p>
+      <w:pPr>
+        <w:spacing w:after="40"/>
+      </w:pPr>
+      <w:r>
+        <w:rPr>
+          <w:b/>
+          <w:color w:val="1F3864"/>
+        </w:rPr>
+        <w:t xml:space="preserve">Stap 6. </w:t>
+      </w:r>
+      <w:r>
+        <w:rPr>
+          <w:b/>
+        </w:rPr>
         <w:t>Maak de koptekst duidelijk.</w:t>
       </w:r>
     </w:p>
@@ -257,7 +294,34 @@
         <w:ind w:left="510"/>
       </w:pPr>
       <w:r>
-        <w:t>Selecteer A3 tot en met E3. Zet ze in het vet en geef ze een achtergrondkleur. Zet het totaal in E13 ook in het vet.</w:t>
+        <w:t>Selecteer A3 tot en met E3. Zet ze in het vet, geef ze een achtergrondkleur en lijn ze gecentreerd uit.</w:t>
+      </w:r>
+    </w:p>
+    <w:p>
+      <w:pPr>
+        <w:spacing w:after="40"/>
+      </w:pPr>
+      <w:r>
+        <w:rPr>
+          <w:b/>
+          <w:color w:val="1F3864"/>
+        </w:rPr>
+        <w:t xml:space="preserve">Stap 7. </w:t>
+      </w:r>
+      <w:r>
+        <w:rPr>
+          <w:b/>
+        </w:rPr>
+        <w:t>Zet de totaalrij apart.</w:t>
+      </w:r>
+    </w:p>
+    <w:p>
+      <w:pPr>
+        <w:spacing w:after="160"/>
+        <w:ind w:left="510"/>
+      </w:pPr>
+      <w:r>
+        <w:t>Selecteer B17 tot en met E17 en zet die in het vet. Geef de rij een bovenrand, zodat het totaal duidelijk losstaat van de lijst erboven.</w:t>
       </w:r>
     </w:p>
     <w:tbl>
@@ -289,7 +353,43 @@
               <w:spacing w:after="40"/>
             </w:pPr>
             <w:r>
-              <w:t>Je blad toont acht bedragen in euro en een totaal van € 10.204,50, met een koptekst die opvalt.</w:t>
+              <w:t>Twaalf regels met een waarde in euro, een totaal aantal stuks en een totale waarde, een koptekst die opvalt en een totaalrij met een lijn erboven.</w:t>
+            </w:r>
+          </w:p>
+        </w:tc>
+      </w:tr>
+    </w:tbl>
+    <w:p/>
+    <w:tbl>
+      <w:tblPr>
+        <w:tblStyle w:val="TableGrid"/>
+        <w:tblW w:type="auto" w:w="0"/>
+        <w:jc w:val="left"/>
+        <w:tblLook w:firstColumn="1" w:firstRow="1" w:lastColumn="0" w:lastRow="0" w:noHBand="0" w:noVBand="1" w:val="04A0"/>
+      </w:tblPr>
+      <w:tblGrid>
+        <w:gridCol w:w="9972"/>
+      </w:tblGrid>
+      <w:tr>
+        <w:tc>
+          <w:tcPr>
+            <w:tcW w:type="dxa" w:w="9972"/>
+          </w:tcPr>
+          <w:p>
+            <w:r>
+              <w:rPr>
+                <w:b/>
+                <w:color w:val="1F3864"/>
+              </w:rPr>
+              <w:t>Controleer jezelf</w:t>
+            </w:r>
+          </w:p>
+          <w:p>
+            <w:pPr>
+              <w:spacing w:after="40"/>
+            </w:pPr>
+            <w:r>
+              <w:t>Klopt E17, dan kloppen de twaalf regels erboven ook. Dat is je snelste controle.</w:t>
             </w:r>
           </w:p>
         </w:tc>
@@ -323,7 +423,7 @@
     </w:p>
     <w:p>
       <w:r>
-        <w:t>De leverancier verhoogt zijn prijzen met 3,5 %. Jij past de hele lijst aan — zonder één prijs met de hand te berekenen.</w:t>
+        <w:t>De leverancier verhoogt zijn prijzen. Jij past de hele lijst aan zonder één prijs met de hand te berekenen, en laat zien wat de klant er per artikel van merkt.</w:t>
       </w:r>
     </w:p>
     <w:tbl>
@@ -371,7 +471,15 @@
               <w:spacing w:after="40"/>
             </w:pPr>
             <w:r>
-              <w:t>Fiche Getalnotatie: valuta en percentage</w:t>
+              <w:t>Fiche Getalnotatie: valuta, percentage en decimalen</w:t>
+            </w:r>
+          </w:p>
+          <w:p>
+            <w:pPr>
+              <w:spacing w:after="40"/>
+            </w:pPr>
+            <w:r>
+              <w:t>Fiche Doorvoeren met de vulgreep</w:t>
             </w:r>
           </w:p>
         </w:tc>
@@ -402,7 +510,7 @@
         <w:ind w:left="510"/>
       </w:pPr>
       <w:r>
-        <w:t>In B3 staat 0,035. Klik de cel aan en kies Start › Getal › Percentage. Er staat nu 3,50 %. Het getal zelf verandert niet.</w:t>
+        <w:t>In B3 staat 0,035. Klik de cel aan en kies Start › Getal › Percentage. Er staat nu 3,50 %. Het getal zelf verandert niet — kijk maar in de formulebalk.</w:t>
       </w:r>
     </w:p>
     <w:p>
@@ -439,7 +547,7 @@
         <w:t>=AFRONDEN(B6*(1+$B$3);2)</w:t>
       </w:r>
       <w:r>
-        <w:t>. Resultaat: 0,81. De dollartekens zorgen dat B3 blijft staan als je straks doorvoert.</w:t>
+        <w:t>. De dollartekens zorgen dat B3 blijft staan als je straks doorvoert. Zonder die tekens loopt het mis.</w:t>
       </w:r>
     </w:p>
     <w:p>
@@ -457,7 +565,7 @@
         <w:rPr>
           <w:b/>
         </w:rPr>
-        <w:t>Voer door tot C12.</w:t>
+        <w:t>Voer door tot C15 en controleer.</w:t>
       </w:r>
     </w:p>
     <w:p>
@@ -466,17 +574,17 @@
         <w:ind w:left="510"/>
       </w:pPr>
       <w:r>
-        <w:t xml:space="preserve">Sleep de vulgreep van C6 naar beneden. Klik daarna C12 aan en kijk in de formulebalk: er hoort </w:t>
+        <w:t xml:space="preserve">Sleep de vulgreep van C6 naar beneden. Klik daarna C15 aan en kijk in de formulebalk: er hoort </w:t>
       </w:r>
       <w:r>
         <w:rPr>
           <w:rFonts w:ascii="Consolas" w:hAnsi="Consolas"/>
           <w:sz w:val="21"/>
         </w:rPr>
-        <w:t>=AFRONDEN(B12*(1+$B$3);2)</w:t>
+        <w:t>=AFRONDEN(B15*(1+$B$3);2)</w:t>
       </w:r>
       <w:r>
-        <w:t xml:space="preserve"> te staan. Staat er $B$9 of B9, dan zijn de dollartekens vergeten.</w:t>
+        <w:t xml:space="preserve"> te staan. Zie je daar B12 of een lege verwijzing, dan zijn de dollartekens vergeten.</w:t>
       </w:r>
     </w:p>
     <w:p>
@@ -494,7 +602,7 @@
         <w:rPr>
           <w:b/>
         </w:rPr>
-        <w:t>Bereken het verschil.</w:t>
+        <w:t>Bereken het verschil in euro.</w:t>
       </w:r>
     </w:p>
     <w:p>
@@ -513,7 +621,7 @@
         <w:t>=C6-B6</w:t>
       </w:r>
       <w:r>
-        <w:t>. Voer door tot D12. Zo zie je per artikel hoeveel duurder het wordt.</w:t>
+        <w:t>. Voer door tot D15. Zo zie je per artikel hoeveel duurder het wordt.</w:t>
       </w:r>
     </w:p>
     <w:p>
@@ -531,6 +639,70 @@
         <w:rPr>
           <w:b/>
         </w:rPr>
+        <w:t>Bereken het verschil in procent.</w:t>
+      </w:r>
+    </w:p>
+    <w:p>
+      <w:pPr>
+        <w:spacing w:after="160"/>
+        <w:ind w:left="510"/>
+      </w:pPr>
+      <w:r>
+        <w:t xml:space="preserve">Klik E6 aan en typ </w:t>
+      </w:r>
+      <w:r>
+        <w:rPr>
+          <w:rFonts w:ascii="Consolas" w:hAnsi="Consolas"/>
+          <w:sz w:val="21"/>
+        </w:rPr>
+        <w:t>=D6/B6</w:t>
+      </w:r>
+      <w:r>
+        <w:t>. Dat is het verschil gedeeld door de oude prijs. Voer door tot E15 en geef de kolom de notatie percentage.</w:t>
+      </w:r>
+    </w:p>
+    <w:p>
+      <w:pPr>
+        <w:spacing w:after="40"/>
+      </w:pPr>
+      <w:r>
+        <w:rPr>
+          <w:b/>
+          <w:color w:val="1F3864"/>
+        </w:rPr>
+        <w:t xml:space="preserve">Stap 6. </w:t>
+      </w:r>
+      <w:r>
+        <w:rPr>
+          <w:b/>
+        </w:rPr>
+        <w:t>Controleer je werk.</w:t>
+      </w:r>
+    </w:p>
+    <w:p>
+      <w:pPr>
+        <w:spacing w:after="160"/>
+        <w:ind w:left="510"/>
+      </w:pPr>
+      <w:r>
+        <w:t>Alle waarden in kolom E moeten rond de 3,5 % liggen. Wijkt er één sterk af, dan zit er een fout in die rij. Dat is een handige controle: een percentage dat overal gelijk hoort te zijn, verraadt meteen waar het misloopt.</w:t>
+      </w:r>
+    </w:p>
+    <w:p>
+      <w:pPr>
+        <w:spacing w:after="40"/>
+      </w:pPr>
+      <w:r>
+        <w:rPr>
+          <w:b/>
+          <w:color w:val="1F3864"/>
+        </w:rPr>
+        <w:t xml:space="preserve">Stap 7. </w:t>
+      </w:r>
+      <w:r>
+        <w:rPr>
+          <w:b/>
+        </w:rPr>
         <w:t>Werk het blad af.</w:t>
       </w:r>
     </w:p>
@@ -540,7 +712,7 @@
         <w:ind w:left="510"/>
       </w:pPr>
       <w:r>
-        <w:t>Geef B, C en D de notatie valuta. Zet de koptekst in rij 5 in het vet met een achtergrondkleur, en zet een rand rond de tabel.</w:t>
+        <w:t>Geef B, C en D de notatie valuta. Zet de koptekst in rij 5 in het vet met een achtergrondkleur, en zet een rand rond de hele tabel A5:E15.</w:t>
       </w:r>
     </w:p>
     <w:tbl>
@@ -572,7 +744,43 @@
               <w:spacing w:after="40"/>
             </w:pPr>
             <w:r>
-              <w:t>Zeven nieuwe prijzen, van € 0,81 tot € 40,26, met per artikel het verschil ernaast.</w:t>
+              <w:t>Tien nieuwe prijzen, per artikel het verschil in euro én in procent, en een tabel met randen en een duidelijke koptekst.</w:t>
+            </w:r>
+          </w:p>
+        </w:tc>
+      </w:tr>
+    </w:tbl>
+    <w:p/>
+    <w:tbl>
+      <w:tblPr>
+        <w:tblStyle w:val="TableGrid"/>
+        <w:tblW w:type="auto" w:w="0"/>
+        <w:jc w:val="left"/>
+        <w:tblLook w:firstColumn="1" w:firstRow="1" w:lastColumn="0" w:lastRow="0" w:noHBand="0" w:noVBand="1" w:val="04A0"/>
+      </w:tblPr>
+      <w:tblGrid>
+        <w:gridCol w:w="9972"/>
+      </w:tblGrid>
+      <w:tr>
+        <w:tc>
+          <w:tcPr>
+            <w:tcW w:type="dxa" w:w="9972"/>
+          </w:tcPr>
+          <w:p>
+            <w:r>
+              <w:rPr>
+                <w:b/>
+                <w:color w:val="1F3864"/>
+              </w:rPr>
+              <w:t>Controleer jezelf</w:t>
+            </w:r>
+          </w:p>
+          <w:p>
+            <w:pPr>
+              <w:spacing w:after="40"/>
+            </w:pPr>
+            <w:r>
+              <w:t>Alle percentages in kolom E liggen rond 3,5 %. Eén die eruit springt, wijst naar een fout in die rij.</w:t>
             </w:r>
           </w:p>
         </w:tc>
@@ -606,7 +814,7 @@
     </w:p>
     <w:p>
       <w:r>
-        <w:t>De verkoopleider wil morgen op de vergadering geen zes rijen cijfers, maar vier getallen die het verhaal vertellen.</w:t>
+        <w:t>Acht verkopers, drie maanden. De verkoopleider wil morgen geen tabel vol cijfers, maar een blad waarop hij in vijf seconden ziet hoe het gegaan is.</w:t>
       </w:r>
     </w:p>
     <w:tbl>
@@ -681,6 +889,14 @@
               <w:t>Fiche Doorvoeren met de vulgreep</w:t>
             </w:r>
           </w:p>
+          <w:p>
+            <w:pPr>
+              <w:spacing w:after="40"/>
+            </w:pPr>
+            <w:r>
+              <w:t>Fiche Getalnotatie: valuta, percentage en decimalen</w:t>
+            </w:r>
+          </w:p>
         </w:tc>
       </w:tr>
     </w:tbl>
@@ -719,7 +935,7 @@
         <w:t>=SOM(B4:D4)</w:t>
       </w:r>
       <w:r>
-        <w:t>. Dat telt januari, februari en maart op. Voer door tot E9.</w:t>
+        <w:t>. Dat telt januari, februari en maart op voor die ene verkoper. Voer door tot E11.</w:t>
       </w:r>
     </w:p>
     <w:p>
@@ -737,7 +953,7 @@
         <w:rPr>
           <w:b/>
         </w:rPr>
-        <w:t>Zoek het hoogste kwartaaltotaal.</w:t>
+        <w:t>Bereken het totaal per maand.</w:t>
       </w:r>
     </w:p>
     <w:p>
@@ -746,17 +962,17 @@
         <w:ind w:left="510"/>
       </w:pPr>
       <w:r>
-        <w:t xml:space="preserve">Klik B12 aan en typ </w:t>
+        <w:t xml:space="preserve">Klik B13 aan en typ </w:t>
       </w:r>
       <w:r>
         <w:rPr>
           <w:rFonts w:ascii="Consolas" w:hAnsi="Consolas"/>
           <w:sz w:val="21"/>
         </w:rPr>
-        <w:t>=MAX(E4:E9)</w:t>
+        <w:t>=SOM(B4:B11)</w:t>
       </w:r>
       <w:r>
-        <w:t>. Resultaat: 89050.</w:t>
+        <w:t>. Voer die formule nu naar rechts door, tot en met E13. Sleep daarvoor de vulgreep zijwaarts in plaats van naar beneden.</w:t>
       </w:r>
     </w:p>
     <w:p>
@@ -774,7 +990,7 @@
         <w:rPr>
           <w:b/>
         </w:rPr>
-        <w:t>Zoek het laagste kwartaaltotaal.</w:t>
+        <w:t>Controleer of je twee totalen kloppen.</w:t>
       </w:r>
     </w:p>
     <w:p>
@@ -783,17 +999,7 @@
         <w:ind w:left="510"/>
       </w:pPr>
       <w:r>
-        <w:t xml:space="preserve">Klik B13 aan en typ </w:t>
-      </w:r>
-      <w:r>
-        <w:rPr>
-          <w:rFonts w:ascii="Consolas" w:hAnsi="Consolas"/>
-          <w:sz w:val="21"/>
-        </w:rPr>
-        <w:t>=MIN(E4:E9)</w:t>
-      </w:r>
-      <w:r>
-        <w:t>. Resultaat: 40750.</w:t>
+        <w:t>In E13 staat nu het eindtotaal. Dat is zowel de som van de kwartaaltotalen als de som van de maandtotalen. Komen die twee niet overeen, dan mis je ergens een rij of een kolom in een bereik.</w:t>
       </w:r>
     </w:p>
     <w:p>
@@ -811,7 +1017,7 @@
         <w:rPr>
           <w:b/>
         </w:rPr>
-        <w:t>Bereken het gemiddelde.</w:t>
+        <w:t>Zoek het hoogste kwartaaltotaal.</w:t>
       </w:r>
     </w:p>
     <w:p>
@@ -820,17 +1026,17 @@
         <w:ind w:left="510"/>
       </w:pPr>
       <w:r>
-        <w:t xml:space="preserve">Klik B14 aan en typ </w:t>
+        <w:t xml:space="preserve">Klik B16 aan en typ </w:t>
       </w:r>
       <w:r>
         <w:rPr>
           <w:rFonts w:ascii="Consolas" w:hAnsi="Consolas"/>
           <w:sz w:val="21"/>
         </w:rPr>
-        <w:t>=GEMIDDELDE(E4:E9)</w:t>
+        <w:t>=MAX(E4:E11)</w:t>
       </w:r>
       <w:r>
-        <w:t>. Resultaat: 62325.</w:t>
+        <w:t>. Let erop dat je naar kolom E kijkt — de kwartaaltotalen — en niet naar één maand.</w:t>
       </w:r>
     </w:p>
     <w:p>
@@ -848,7 +1054,7 @@
         <w:rPr>
           <w:b/>
         </w:rPr>
-        <w:t>Tel hoeveel verkopers er zijn.</w:t>
+        <w:t>Zoek het laagste kwartaaltotaal.</w:t>
       </w:r>
     </w:p>
     <w:p>
@@ -857,17 +1063,17 @@
         <w:ind w:left="510"/>
       </w:pPr>
       <w:r>
-        <w:t xml:space="preserve">Klik B15 aan en typ </w:t>
+        <w:t xml:space="preserve">Klik B17 aan en typ </w:t>
       </w:r>
       <w:r>
         <w:rPr>
           <w:rFonts w:ascii="Consolas" w:hAnsi="Consolas"/>
           <w:sz w:val="21"/>
         </w:rPr>
-        <w:t>=AANTAL(E4:E9)</w:t>
+        <w:t>=MIN(E4:E11)</w:t>
       </w:r>
       <w:r>
-        <w:t>. Resultaat: 6.</w:t>
+        <w:t>.</w:t>
       </w:r>
     </w:p>
     <w:p>
@@ -885,6 +1091,90 @@
         <w:rPr>
           <w:b/>
         </w:rPr>
+        <w:t>Bereken het gemiddelde.</w:t>
+      </w:r>
+    </w:p>
+    <w:p>
+      <w:pPr>
+        <w:spacing w:after="160"/>
+        <w:ind w:left="510"/>
+      </w:pPr>
+      <w:r>
+        <w:t xml:space="preserve">Klik B18 aan en typ </w:t>
+      </w:r>
+      <w:r>
+        <w:rPr>
+          <w:rFonts w:ascii="Consolas" w:hAnsi="Consolas"/>
+          <w:sz w:val="21"/>
+        </w:rPr>
+        <w:t>=GEMIDDELDE(E4:E11)</w:t>
+      </w:r>
+      <w:r>
+        <w:t xml:space="preserve">. Typ hier niet </w:t>
+      </w:r>
+      <w:r>
+        <w:rPr>
+          <w:rFonts w:ascii="Consolas" w:hAnsi="Consolas"/>
+          <w:sz w:val="21"/>
+        </w:rPr>
+        <w:t>=SOM(E4:E11)</w:t>
+      </w:r>
+      <w:r>
+        <w:t>/8: dat werkt vandaag, maar niet meer zodra er een verkoper bijkomt.</w:t>
+      </w:r>
+    </w:p>
+    <w:p>
+      <w:pPr>
+        <w:spacing w:after="40"/>
+      </w:pPr>
+      <w:r>
+        <w:rPr>
+          <w:b/>
+          <w:color w:val="1F3864"/>
+        </w:rPr>
+        <w:t xml:space="preserve">Stap 7. </w:t>
+      </w:r>
+      <w:r>
+        <w:rPr>
+          <w:b/>
+        </w:rPr>
+        <w:t>Tel hoeveel verkopers er zijn.</w:t>
+      </w:r>
+    </w:p>
+    <w:p>
+      <w:pPr>
+        <w:spacing w:after="160"/>
+        <w:ind w:left="510"/>
+      </w:pPr>
+      <w:r>
+        <w:t xml:space="preserve">Klik B19 aan en typ </w:t>
+      </w:r>
+      <w:r>
+        <w:rPr>
+          <w:rFonts w:ascii="Consolas" w:hAnsi="Consolas"/>
+          <w:sz w:val="21"/>
+        </w:rPr>
+        <w:t>=AANTAL(E4:E11)</w:t>
+      </w:r>
+      <w:r>
+        <w:t>. Je krijgt 8. Dat getal hoort te kloppen met het aantal rijen in je tabel — nog een controle.</w:t>
+      </w:r>
+    </w:p>
+    <w:p>
+      <w:pPr>
+        <w:spacing w:after="40"/>
+      </w:pPr>
+      <w:r>
+        <w:rPr>
+          <w:b/>
+          <w:color w:val="1F3864"/>
+        </w:rPr>
+        <w:t xml:space="preserve">Stap 8. </w:t>
+      </w:r>
+      <w:r>
+        <w:rPr>
+          <w:b/>
+        </w:rPr>
         <w:t>Laat de samenvatting opvallen.</w:t>
       </w:r>
     </w:p>
@@ -894,7 +1184,34 @@
         <w:ind w:left="510"/>
       </w:pPr>
       <w:r>
-        <w:t>Selecteer A11 tot en met B15 en geef dat blok een achtergrondkleur. Zet A11 in het vet. Geef de vier getallen in B12 tot B15 de notatie valuta.</w:t>
+        <w:t>Selecteer A15 tot en met B19 en geef dat blok een achtergrondkleur. Zet A15 in het vet. Geef de vier getallen in B16 tot B19 de notatie valuta, behalve B19: dat is een aantal, geen bedrag.</w:t>
+      </w:r>
+    </w:p>
+    <w:p>
+      <w:pPr>
+        <w:spacing w:after="40"/>
+      </w:pPr>
+      <w:r>
+        <w:rPr>
+          <w:b/>
+          <w:color w:val="1F3864"/>
+        </w:rPr>
+        <w:t xml:space="preserve">Stap 9. </w:t>
+      </w:r>
+      <w:r>
+        <w:rPr>
+          <w:b/>
+        </w:rPr>
+        <w:t>Werk de tabel af.</w:t>
+      </w:r>
+    </w:p>
+    <w:p>
+      <w:pPr>
+        <w:spacing w:after="160"/>
+        <w:ind w:left="510"/>
+      </w:pPr>
+      <w:r>
+        <w:t>Zet de koptekst in rij 3 in het vet met een achtergrondkleur en centreer ze. Zet de totaalrij 13 in het vet met een bovenrand.</w:t>
       </w:r>
     </w:p>
     <w:tbl>
@@ -926,7 +1243,43 @@
               <w:spacing w:after="40"/>
             </w:pPr>
             <w:r>
-              <w:t>Zes kwartaaltotalen, en daaronder een gekleurd blokje met vier samenvattende cijfers.</w:t>
+              <w:t>Acht kwartaaltotalen, drie maandtotalen met een eindtotaal, en een gekleurd blokje met vier samenvattende cijfers.</w:t>
+            </w:r>
+          </w:p>
+        </w:tc>
+      </w:tr>
+    </w:tbl>
+    <w:p/>
+    <w:tbl>
+      <w:tblPr>
+        <w:tblStyle w:val="TableGrid"/>
+        <w:tblW w:type="auto" w:w="0"/>
+        <w:jc w:val="left"/>
+        <w:tblLook w:firstColumn="1" w:firstRow="1" w:lastColumn="0" w:lastRow="0" w:noHBand="0" w:noVBand="1" w:val="04A0"/>
+      </w:tblPr>
+      <w:tblGrid>
+        <w:gridCol w:w="9972"/>
+      </w:tblGrid>
+      <w:tr>
+        <w:tc>
+          <w:tcPr>
+            <w:tcW w:type="dxa" w:w="9972"/>
+          </w:tcPr>
+          <w:p>
+            <w:r>
+              <w:rPr>
+                <w:b/>
+                <w:color w:val="1F3864"/>
+              </w:rPr>
+              <w:t>Controleer jezelf</w:t>
+            </w:r>
+          </w:p>
+          <w:p>
+            <w:pPr>
+              <w:spacing w:after="40"/>
+            </w:pPr>
+            <w:r>
+              <w:t>Het eindtotaal in E13 moet langs twee wegen hetzelfde zijn: via de rijen en via de kolommen.</w:t>
             </w:r>
           </w:p>
         </w:tc>
@@ -960,7 +1313,7 @@
     </w:p>
     <w:p>
       <w:r>
-        <w:t>Vanaf 500 euro is de levering gratis. Jij laat het rekenblad per bestelling beslissen, en telt daarna op wat dat kost.</w:t>
+        <w:t>Vanaf een bepaald bedrag is de levering gratis. Jij laat het rekenblad per bestelling beslissen, en rekent daarna uit wat die actie het bedrijf kost.</w:t>
       </w:r>
     </w:p>
     <w:tbl>
@@ -1046,6 +1399,33 @@
         <w:rPr>
           <w:b/>
         </w:rPr>
+        <w:t>Zoek eerst op welke grens geldt.</w:t>
+      </w:r>
+    </w:p>
+    <w:p>
+      <w:pPr>
+        <w:spacing w:after="160"/>
+        <w:ind w:left="510"/>
+      </w:pPr>
+      <w:r>
+        <w:t>In B3 staat het bedrag vanaf wanneer de levering gratis is. Lees dat af voor je begint — je gaat ernaar verwijzen in plaats van het getal over te typen.</w:t>
+      </w:r>
+    </w:p>
+    <w:p>
+      <w:pPr>
+        <w:spacing w:after="40"/>
+      </w:pPr>
+      <w:r>
+        <w:rPr>
+          <w:b/>
+          <w:color w:val="1F3864"/>
+        </w:rPr>
+        <w:t xml:space="preserve">Stap 2. </w:t>
+      </w:r>
+      <w:r>
+        <w:rPr>
+          <w:b/>
+        </w:rPr>
         <w:t>Laat het rekenblad beslissen.</w:t>
       </w:r>
     </w:p>
@@ -1065,34 +1445,7 @@
         <w:t>=ALS(C6&gt;=$B$3;"Gratis";"Betalend")</w:t>
       </w:r>
       <w:r>
-        <w:t>. Let op de aanhalingstekens rond de woorden, en op &gt;= in plaats van &gt;.</w:t>
-      </w:r>
-    </w:p>
-    <w:p>
-      <w:pPr>
-        <w:spacing w:after="40"/>
-      </w:pPr>
-      <w:r>
-        <w:rPr>
-          <w:b/>
-          <w:color w:val="1F3864"/>
-        </w:rPr>
-        <w:t xml:space="preserve">Stap 2. </w:t>
-      </w:r>
-      <w:r>
-        <w:rPr>
-          <w:b/>
-        </w:rPr>
-        <w:t>Voer door tot D15.</w:t>
-      </w:r>
-    </w:p>
-    <w:p>
-      <w:pPr>
-        <w:spacing w:after="160"/>
-        <w:ind w:left="510"/>
-      </w:pPr>
-      <w:r>
-        <w:t>Sleep de vulgreep naar beneden. Kijk naar B-2104: 489,90 euro geeft Betalend. En naar B-2108: 501,00 euro geeft Gratis. Daar zie je het verschil tussen &gt;= en &gt; in de praktijk.</w:t>
+        <w:t>. Let op de aanhalingstekens rond de twee woorden, en op &gt;= in plaats van &gt;. De opdracht zegt vanaf, niet meer dan.</w:t>
       </w:r>
     </w:p>
     <w:p>
@@ -1110,7 +1463,7 @@
         <w:rPr>
           <w:b/>
         </w:rPr>
-        <w:t>Tel de gratis leveringen.</w:t>
+        <w:t>Voer door tot D19 en kijk naar twee rijen.</w:t>
       </w:r>
     </w:p>
     <w:p>
@@ -1119,17 +1472,7 @@
         <w:ind w:left="510"/>
       </w:pPr>
       <w:r>
-        <w:t xml:space="preserve">Klik C17 aan en typ </w:t>
-      </w:r>
-      <w:r>
-        <w:rPr>
-          <w:rFonts w:ascii="Consolas" w:hAnsi="Consolas"/>
-          <w:sz w:val="21"/>
-        </w:rPr>
-        <w:t>=AANTAL.ALS(D6:D15;"Gratis")</w:t>
-      </w:r>
-      <w:r>
-        <w:t>. Resultaat: 6.</w:t>
+        <w:t>Sleep de vulgreep naar beneden. Zoek dan bestelling B-2104: die staat op 489,90 en moet Betalend geven. En B-2108 staat op 501,00 en moet Gratis geven. Daar zie je in de praktijk wat &gt;= betekent.</w:t>
       </w:r>
     </w:p>
     <w:p>
@@ -1147,7 +1490,7 @@
         <w:rPr>
           <w:b/>
         </w:rPr>
-        <w:t>Tel op hoeveel omzet dat is.</w:t>
+        <w:t>Tel de gratis leveringen.</w:t>
       </w:r>
     </w:p>
     <w:p>
@@ -1156,17 +1499,17 @@
         <w:ind w:left="510"/>
       </w:pPr>
       <w:r>
-        <w:t xml:space="preserve">Klik C18 aan en typ </w:t>
+        <w:t xml:space="preserve">Klik C21 aan en typ </w:t>
       </w:r>
       <w:r>
         <w:rPr>
           <w:rFonts w:ascii="Consolas" w:hAnsi="Consolas"/>
           <w:sz w:val="21"/>
         </w:rPr>
-        <w:t>=SOM.ALS(D6:D15;"Gratis";C6:C15)</w:t>
+        <w:t>=AANTAL.ALS(D6:D19;"Gratis")</w:t>
       </w:r>
       <w:r>
-        <w:t>. Resultaat: 5618,85. Eerst waar je zoekt, dan wat je zoekt, dan wat je optelt.</w:t>
+        <w:t>. Je telt in kolom D, waar de woorden staan — niet in kolom C met de bedragen.</w:t>
       </w:r>
     </w:p>
     <w:p>
@@ -1184,7 +1527,7 @@
         <w:rPr>
           <w:b/>
         </w:rPr>
-        <w:t>Kleur de grote bestellingen automatisch.</w:t>
+        <w:t>Tel de betalende leveringen.</w:t>
       </w:r>
     </w:p>
     <w:p>
@@ -1193,7 +1536,17 @@
         <w:ind w:left="510"/>
       </w:pPr>
       <w:r>
-        <w:t>Selecteer C6 tot en met C15. Kies Start › Voorwaardelijke opmaak › Regels voor markeren › Groter dan, vul 500 in en kies een groene opvulling.</w:t>
+        <w:t xml:space="preserve">Klik C22 aan en typ </w:t>
+      </w:r>
+      <w:r>
+        <w:rPr>
+          <w:rFonts w:ascii="Consolas" w:hAnsi="Consolas"/>
+          <w:sz w:val="21"/>
+        </w:rPr>
+        <w:t>=AANTAL.ALS(D6:D19;"Betalend")</w:t>
+      </w:r>
+      <w:r>
+        <w:t>. De twee aantallen samen moeten veertien zijn, want zoveel bestellingen staan er.</w:t>
       </w:r>
     </w:p>
     <w:p>
@@ -1211,6 +1564,154 @@
         <w:rPr>
           <w:b/>
         </w:rPr>
+        <w:t>Tel op hoeveel omzet gratis geleverd wordt.</w:t>
+      </w:r>
+    </w:p>
+    <w:p>
+      <w:pPr>
+        <w:spacing w:after="160"/>
+        <w:ind w:left="510"/>
+      </w:pPr>
+      <w:r>
+        <w:t xml:space="preserve">Klik C23 aan en typ </w:t>
+      </w:r>
+      <w:r>
+        <w:rPr>
+          <w:rFonts w:ascii="Consolas" w:hAnsi="Consolas"/>
+          <w:sz w:val="21"/>
+        </w:rPr>
+        <w:t>=SOM.ALS(D6:D19;"Gratis";C6:C19)</w:t>
+      </w:r>
+      <w:r>
+        <w:t>. Lees de volgorde als een zin: kijk in kolom D, zoek Gratis, tel de bedragen uit kolom C op.</w:t>
+      </w:r>
+    </w:p>
+    <w:p>
+      <w:pPr>
+        <w:spacing w:after="40"/>
+      </w:pPr>
+      <w:r>
+        <w:rPr>
+          <w:b/>
+          <w:color w:val="1F3864"/>
+        </w:rPr>
+        <w:t xml:space="preserve">Stap 7. </w:t>
+      </w:r>
+      <w:r>
+        <w:rPr>
+          <w:b/>
+        </w:rPr>
+        <w:t>Doe hetzelfde voor de betalende leveringen.</w:t>
+      </w:r>
+    </w:p>
+    <w:p>
+      <w:pPr>
+        <w:spacing w:after="160"/>
+        <w:ind w:left="510"/>
+      </w:pPr>
+      <w:r>
+        <w:t xml:space="preserve">Klik C24 aan en typ </w:t>
+      </w:r>
+      <w:r>
+        <w:rPr>
+          <w:rFonts w:ascii="Consolas" w:hAnsi="Consolas"/>
+          <w:sz w:val="21"/>
+        </w:rPr>
+        <w:t>=SOM.ALS(D6:D19;"Betalend";C6:C19)</w:t>
+      </w:r>
+      <w:r>
+        <w:t>.</w:t>
+      </w:r>
+    </w:p>
+    <w:p>
+      <w:pPr>
+        <w:spacing w:after="40"/>
+      </w:pPr>
+      <w:r>
+        <w:rPr>
+          <w:b/>
+          <w:color w:val="1F3864"/>
+        </w:rPr>
+        <w:t xml:space="preserve">Stap 8. </w:t>
+      </w:r>
+      <w:r>
+        <w:rPr>
+          <w:b/>
+        </w:rPr>
+        <w:t>Controleer je twee bedragen.</w:t>
+      </w:r>
+    </w:p>
+    <w:p>
+      <w:pPr>
+        <w:spacing w:after="160"/>
+        <w:ind w:left="510"/>
+      </w:pPr>
+      <w:r>
+        <w:t xml:space="preserve">Tel C23 en C24 samen op een lege cel: </w:t>
+      </w:r>
+      <w:r>
+        <w:rPr>
+          <w:rFonts w:ascii="Consolas" w:hAnsi="Consolas"/>
+          <w:sz w:val="21"/>
+        </w:rPr>
+        <w:t>=C23+C24</w:t>
+      </w:r>
+      <w:r>
+        <w:t xml:space="preserve">. Dat moet hetzelfde geven als </w:t>
+      </w:r>
+      <w:r>
+        <w:rPr>
+          <w:rFonts w:ascii="Consolas" w:hAnsi="Consolas"/>
+          <w:sz w:val="21"/>
+        </w:rPr>
+        <w:t>=SOM(C6:C19)</w:t>
+      </w:r>
+      <w:r>
+        <w:t>, het totaal van alle bestellingen. Klopt dat niet, dan mist er een rij in een van je bereiken. Wis die hulpcel daarna weer.</w:t>
+      </w:r>
+    </w:p>
+    <w:p>
+      <w:pPr>
+        <w:spacing w:after="40"/>
+      </w:pPr>
+      <w:r>
+        <w:rPr>
+          <w:b/>
+          <w:color w:val="1F3864"/>
+        </w:rPr>
+        <w:t xml:space="preserve">Stap 9. </w:t>
+      </w:r>
+      <w:r>
+        <w:rPr>
+          <w:b/>
+        </w:rPr>
+        <w:t>Kleur de grote bestellingen automatisch.</w:t>
+      </w:r>
+    </w:p>
+    <w:p>
+      <w:pPr>
+        <w:spacing w:after="160"/>
+        <w:ind w:left="510"/>
+      </w:pPr>
+      <w:r>
+        <w:t>Selecteer C6 tot en met C19. Kies Start › Voorwaardelijke opmaak › Regels voor markeren › Groter dan, vul 500 in en kies een groene opvulling.</w:t>
+      </w:r>
+    </w:p>
+    <w:p>
+      <w:pPr>
+        <w:spacing w:after="40"/>
+      </w:pPr>
+      <w:r>
+        <w:rPr>
+          <w:b/>
+          <w:color w:val="1F3864"/>
+        </w:rPr>
+        <w:t xml:space="preserve">Stap 10. </w:t>
+      </w:r>
+      <w:r>
+        <w:rPr>
+          <w:b/>
+        </w:rPr>
         <w:t>Werk af.</w:t>
       </w:r>
     </w:p>
@@ -1220,7 +1721,7 @@
         <w:ind w:left="510"/>
       </w:pPr>
       <w:r>
-        <w:t>Geef kolom C de notatie valuta. Zet de koptekst in rij 5 in het vet.</w:t>
+        <w:t>Geef kolom C de notatie valuta, en ook C23 en C24. Zet de koptekst in rij 5 in het vet met een achtergrondkleur. Zet de vier labels in B21 tot B24 in het vet.</w:t>
       </w:r>
     </w:p>
     <w:tbl>
@@ -1252,7 +1753,43 @@
               <w:spacing w:after="40"/>
             </w:pPr>
             <w:r>
-              <w:t>Tien bestellingen met Gratis of Betalend erachter, zes groen gekleurd, en twee antwoorden onderaan: 6 en € 5.618,85.</w:t>
+              <w:t>Veertien bestellingen met Gratis of Betalend erachter, de grote bedragen groen gekleurd, en vier antwoorden onderaan die samen kloppen met het totaal.</w:t>
+            </w:r>
+          </w:p>
+        </w:tc>
+      </w:tr>
+    </w:tbl>
+    <w:p/>
+    <w:tbl>
+      <w:tblPr>
+        <w:tblStyle w:val="TableGrid"/>
+        <w:tblW w:type="auto" w:w="0"/>
+        <w:jc w:val="left"/>
+        <w:tblLook w:firstColumn="1" w:firstRow="1" w:lastColumn="0" w:lastRow="0" w:noHBand="0" w:noVBand="1" w:val="04A0"/>
+      </w:tblPr>
+      <w:tblGrid>
+        <w:gridCol w:w="9972"/>
+      </w:tblGrid>
+      <w:tr>
+        <w:tc>
+          <w:tcPr>
+            <w:tcW w:type="dxa" w:w="9972"/>
+          </w:tcPr>
+          <w:p>
+            <w:r>
+              <w:rPr>
+                <w:b/>
+                <w:color w:val="1F3864"/>
+              </w:rPr>
+              <w:t>Controleer jezelf</w:t>
+            </w:r>
+          </w:p>
+          <w:p>
+            <w:pPr>
+              <w:spacing w:after="40"/>
+            </w:pPr>
+            <w:r>
+              <w:t>Aantal gratis plus aantal betalend is veertien. Bedrag gratis plus bedrag betalend is het totaal van alle bestellingen.</w:t>
             </w:r>
           </w:p>
         </w:tc>
@@ -1286,7 +1823,7 @@
     </w:p>
     <w:p>
       <w:r>
-        <w:t>Je krijgt een lijst met alleen klantcodes. De namen en steden staan in de zoektabel ernaast. Overtypen mag niet: dat is precies wat fout gaat.</w:t>
+        <w:t>Je krijgt een lijst met alleen klantcodes. De namen en steden staan in de zoektabel ernaast. Overtypen mag niet: dat is precies waar het in de praktijk misgaat.</w:t>
       </w:r>
     </w:p>
     <w:tbl>
@@ -1337,6 +1874,14 @@
               <w:t>Fiche Beeld vastzetten</w:t>
             </w:r>
           </w:p>
+          <w:p>
+            <w:pPr>
+              <w:spacing w:after="40"/>
+            </w:pPr>
+            <w:r>
+              <w:t>Fiche Doorvoeren met de vulgreep</w:t>
+            </w:r>
+          </w:p>
         </w:tc>
       </w:tr>
     </w:tbl>
@@ -1351,6 +1896,33 @@
           <w:color w:val="1F3864"/>
         </w:rPr>
         <w:t xml:space="preserve">Stap 1. </w:t>
+      </w:r>
+      <w:r>
+        <w:rPr>
+          <w:b/>
+        </w:rPr>
+        <w:t>Bekijk eerst de zoektabel.</w:t>
+      </w:r>
+    </w:p>
+    <w:p>
+      <w:pPr>
+        <w:spacing w:after="160"/>
+        <w:ind w:left="510"/>
+      </w:pPr>
+      <w:r>
+        <w:t>Rechts op het blad, in G3 tot en met I13, staat de zoektabel. De codes staan in kolom G, de namen in H, de steden in I. Binnen die tabel is G kolom 1, H kolom 2 en I kolom 3. Dat nummer heb je straks nodig.</w:t>
+      </w:r>
+    </w:p>
+    <w:p>
+      <w:pPr>
+        <w:spacing w:after="40"/>
+      </w:pPr>
+      <w:r>
+        <w:rPr>
+          <w:b/>
+          <w:color w:val="1F3864"/>
+        </w:rPr>
+        <w:t xml:space="preserve">Stap 2. </w:t>
       </w:r>
       <w:r>
         <w:rPr>
@@ -1372,37 +1944,10 @@
           <w:rFonts w:ascii="Consolas" w:hAnsi="Consolas"/>
           <w:sz w:val="21"/>
         </w:rPr>
-        <w:t>=VERT.ZOEKEN(A4;$G$4:$I$11;2;ONWAAR)</w:t>
+        <w:t>=VERT.ZOEKEN(A4;$G$4:$I$13;2;ONWAAR)</w:t>
       </w:r>
       <w:r>
-        <w:t>. Resultaat: Dakwerken Lievens. Het cijfer 2 betekent: de tweede kolom van de zoektabel, dus kolom H.</w:t>
-      </w:r>
-    </w:p>
-    <w:p>
-      <w:pPr>
-        <w:spacing w:after="40"/>
-      </w:pPr>
-      <w:r>
-        <w:rPr>
-          <w:b/>
-          <w:color w:val="1F3864"/>
-        </w:rPr>
-        <w:t xml:space="preserve">Stap 2. </w:t>
-      </w:r>
-      <w:r>
-        <w:rPr>
-          <w:b/>
-        </w:rPr>
-        <w:t>Voer door tot B11.</w:t>
-      </w:r>
-    </w:p>
-    <w:p>
-      <w:pPr>
-        <w:spacing w:after="160"/>
-        <w:ind w:left="510"/>
-      </w:pPr>
-      <w:r>
-        <w:t>Sleep de vulgreep naar beneden. Krijg je #N/B, kijk dan of de dollartekens rond $G$4:$I$11 er nog staan.</w:t>
+        <w:t>. Het cijfer 2 betekent: de tweede kolom van de zoektabel. ONWAAR betekent: zoek exact.</w:t>
       </w:r>
     </w:p>
     <w:p>
@@ -1415,6 +1960,33 @@
           <w:color w:val="1F3864"/>
         </w:rPr>
         <w:t xml:space="preserve">Stap 3. </w:t>
+      </w:r>
+      <w:r>
+        <w:rPr>
+          <w:b/>
+        </w:rPr>
+        <w:t>Voer door tot B15.</w:t>
+      </w:r>
+    </w:p>
+    <w:p>
+      <w:pPr>
+        <w:spacing w:after="160"/>
+        <w:ind w:left="510"/>
+      </w:pPr>
+      <w:r>
+        <w:t>Sleep de vulgreep naar beneden. Klik daarna B15 aan en controleer in de formulebalk of de tabel nog altijd $G$4:$I$13 is. Is ze meegeschoven, dan zijn de dollartekens vergeten.</w:t>
+      </w:r>
+    </w:p>
+    <w:p>
+      <w:pPr>
+        <w:spacing w:after="40"/>
+      </w:pPr>
+      <w:r>
+        <w:rPr>
+          <w:b/>
+          <w:color w:val="1F3864"/>
+        </w:rPr>
+        <w:t xml:space="preserve">Stap 4. </w:t>
       </w:r>
       <w:r>
         <w:rPr>
@@ -1436,37 +2008,10 @@
           <w:rFonts w:ascii="Consolas" w:hAnsi="Consolas"/>
           <w:sz w:val="21"/>
         </w:rPr>
-        <w:t>=VERT.ZOEKEN(A4;$G$4:$I$11;3;ONWAAR)</w:t>
+        <w:t>=VERT.ZOEKEN(A4;$G$4:$I$13;3;ONWAAR)</w:t>
       </w:r>
       <w:r>
-        <w:t>. Voer door tot C11.</w:t>
-      </w:r>
-    </w:p>
-    <w:p>
-      <w:pPr>
-        <w:spacing w:after="40"/>
-      </w:pPr>
-      <w:r>
-        <w:rPr>
-          <w:b/>
-          <w:color w:val="1F3864"/>
-        </w:rPr>
-        <w:t xml:space="preserve">Stap 4. </w:t>
-      </w:r>
-      <w:r>
-        <w:rPr>
-          <w:b/>
-        </w:rPr>
-        <w:t>Zet de koppen vast.</w:t>
-      </w:r>
-    </w:p>
-    <w:p>
-      <w:pPr>
-        <w:spacing w:after="160"/>
-        <w:ind w:left="510"/>
-      </w:pPr>
-      <w:r>
-        <w:t>Klik A4 aan en kies Beeld › Blokkeren › Titels blokkeren. Scrol naar beneden: de koppen blijven staan.</w:t>
+        <w:t>. Voer door tot C15.</w:t>
       </w:r>
     </w:p>
     <w:p>
@@ -1484,6 +2029,87 @@
         <w:rPr>
           <w:b/>
         </w:rPr>
+        <w:t>Zoek de rij die #N/B geeft.</w:t>
+      </w:r>
+    </w:p>
+    <w:p>
+      <w:pPr>
+        <w:spacing w:after="160"/>
+        <w:ind w:left="510"/>
+      </w:pPr>
+      <w:r>
+        <w:t>Eén klantcode in de lijst staat niet in de zoektabel. Die geeft #N/B, en dat is geen fout van jou: het betekent dat de code niet bestaat. Zoek op welke rij dat is en welke code het betreft.</w:t>
+      </w:r>
+    </w:p>
+    <w:p>
+      <w:pPr>
+        <w:spacing w:after="40"/>
+      </w:pPr>
+      <w:r>
+        <w:rPr>
+          <w:b/>
+          <w:color w:val="1F3864"/>
+        </w:rPr>
+        <w:t xml:space="preserve">Stap 6. </w:t>
+      </w:r>
+      <w:r>
+        <w:rPr>
+          <w:b/>
+        </w:rPr>
+        <w:t>Meld die code apart.</w:t>
+      </w:r>
+    </w:p>
+    <w:p>
+      <w:pPr>
+        <w:spacing w:after="160"/>
+        <w:ind w:left="510"/>
+      </w:pPr>
+      <w:r>
+        <w:t>Typ in E4 het woord Onbekend, en zet daarnaast in F4 de code die niet gevonden werd. Zo weet de collega die dit bestand krijgt meteen wat er nagekeken moet worden.</w:t>
+      </w:r>
+    </w:p>
+    <w:p>
+      <w:pPr>
+        <w:spacing w:after="40"/>
+      </w:pPr>
+      <w:r>
+        <w:rPr>
+          <w:b/>
+          <w:color w:val="1F3864"/>
+        </w:rPr>
+        <w:t xml:space="preserve">Stap 7. </w:t>
+      </w:r>
+      <w:r>
+        <w:rPr>
+          <w:b/>
+        </w:rPr>
+        <w:t>Zet de koppen vast.</w:t>
+      </w:r>
+    </w:p>
+    <w:p>
+      <w:pPr>
+        <w:spacing w:after="160"/>
+        <w:ind w:left="510"/>
+      </w:pPr>
+      <w:r>
+        <w:t>Klik A4 aan — de eerste cel ónder wat moet blijven staan — en kies Beeld › Blokkeren › Titels blokkeren. Scrol naar beneden: de koppen blijven staan.</w:t>
+      </w:r>
+    </w:p>
+    <w:p>
+      <w:pPr>
+        <w:spacing w:after="40"/>
+      </w:pPr>
+      <w:r>
+        <w:rPr>
+          <w:b/>
+          <w:color w:val="1F3864"/>
+        </w:rPr>
+        <w:t xml:space="preserve">Stap 8. </w:t>
+      </w:r>
+      <w:r>
+        <w:rPr>
+          <w:b/>
+        </w:rPr>
         <w:t>Werk de tabel af.</w:t>
       </w:r>
     </w:p>
@@ -1493,7 +2119,7 @@
         <w:ind w:left="510"/>
       </w:pPr>
       <w:r>
-        <w:t>Zet een rand rond A3 tot en met C11. Zet de koptekst in rij 3 in het vet met een achtergrondkleur. Maak de kolommen breed genoeg zodat geen enkele naam afgekapt wordt.</w:t>
+        <w:t>Zet een rand rond A3 tot en met C15. Zet de koptekst in rij 3 in het vet met een achtergrondkleur. Controleer of alle kolommen breed genoeg zijn: geen enkele naam mag afgekapt worden.</w:t>
       </w:r>
     </w:p>
     <w:tbl>
@@ -1525,7 +2151,43 @@
               <w:spacing w:after="40"/>
             </w:pPr>
             <w:r>
-              <w:t>Acht klanten met naam en stad ingevuld, geen enkele #N/B, en een tabel met randen waarvan de koppen blijven staan.</w:t>
+              <w:t>Twaalf regels met naam en stad ingevuld, één rij met #N/B die je apart gemeld hebt, vastgezette koppen en een tabel met randen.</w:t>
+            </w:r>
+          </w:p>
+        </w:tc>
+      </w:tr>
+    </w:tbl>
+    <w:p/>
+    <w:tbl>
+      <w:tblPr>
+        <w:tblStyle w:val="TableGrid"/>
+        <w:tblW w:type="auto" w:w="0"/>
+        <w:jc w:val="left"/>
+        <w:tblLook w:firstColumn="1" w:firstRow="1" w:lastColumn="0" w:lastRow="0" w:noHBand="0" w:noVBand="1" w:val="04A0"/>
+      </w:tblPr>
+      <w:tblGrid>
+        <w:gridCol w:w="9972"/>
+      </w:tblGrid>
+      <w:tr>
+        <w:tc>
+          <w:tcPr>
+            <w:tcW w:type="dxa" w:w="9972"/>
+          </w:tcPr>
+          <w:p>
+            <w:r>
+              <w:rPr>
+                <w:b/>
+                <w:color w:val="1F3864"/>
+              </w:rPr>
+              <w:t>Controleer jezelf</w:t>
+            </w:r>
+          </w:p>
+          <w:p>
+            <w:pPr>
+              <w:spacing w:after="40"/>
+            </w:pPr>
+            <w:r>
+              <w:t>Precies één rij geeft #N/B. Zijn het er meer, dan zijn de dollartekens vergeten of is de zoektabel meegeschoven.</w:t>
             </w:r>
           </w:p>
         </w:tc>
